--- a/input/templates/normal-page.docx
+++ b/input/templates/normal-page.docx
@@ -14,51 +14,6 @@
     <w:p>
       <w:r>
         <w:t>Normal Page1</w:t>
-      </w:r>
-    </w:p>
-    <w:p/>
-    <w:p>
-      <w:r>
-        <w:rPr>
-          <w:b w:val="on"/>
-          <w:color w:val="808080"/>
-        </w:rPr>
-        <w:t>[[/jcr:content/root/container/container/author/fname]]</w:t>
-      </w:r>
-    </w:p>
-    <w:p>
-      <w:r>
-        <w:t>Pooja</w:t>
-      </w:r>
-    </w:p>
-    <w:p/>
-    <w:p>
-      <w:r>
-        <w:rPr>
-          <w:b w:val="on"/>
-          <w:color w:val="808080"/>
-        </w:rPr>
-        <w:t>[[/jcr:content/root/container/container/author/lname]]</w:t>
-      </w:r>
-    </w:p>
-    <w:p>
-      <w:r>
-        <w:t>Bagri</w:t>
-      </w:r>
-    </w:p>
-    <w:p/>
-    <w:p>
-      <w:r>
-        <w:rPr>
-          <w:b w:val="on"/>
-          <w:color w:val="808080"/>
-        </w:rPr>
-        <w:t>[[/jcr:content/root/container/container/author/professor]]</w:t>
-      </w:r>
-    </w:p>
-    <w:p>
-      <w:r>
-        <w:t>true</w:t>
       </w:r>
     </w:p>
     <w:p/>
